--- a/doc/report2026/20260522NZPR_table_SEP7_1p5CRM_steps_comparison.docx
+++ b/doc/report2026/20260522NZPR_table_SEP7_1p5CRM_steps_comparison.docx
@@ -1,6 +1,6 @@
 
 <file path=word/document.xml><?xml version="1.0" encoding="utf-8"?>
-<w:document xmlns:wpc="http://schemas.microsoft.com/office/word/2010/wordprocessingCanvas" xmlns:cx="http://schemas.microsoft.com/office/drawing/2014/chartex" xmlns:cx1="http://schemas.microsoft.com/office/drawing/2015/9/8/chartex" xmlns:cx2="http://schemas.microsoft.com/office/drawing/2015/10/21/chartex" xmlns:cx3="http://schemas.microsoft.com/office/drawing/2016/5/9/chartex" xmlns:cx4="http://schemas.microsoft.com/office/drawing/2016/5/10/chartex" xmlns:cx5="http://schemas.microsoft.com/office/drawing/2016/5/11/chartex" xmlns:cx6="http://schemas.microsoft.com/office/drawing/2016/5/12/chartex" xmlns:cx7="http://schemas.microsoft.com/office/drawing/2016/5/13/chartex" xmlns:cx8="http://schemas.microsoft.com/office/drawing/2016/5/14/chartex" xmlns:mc="http://schemas.openxmlformats.org/markup-compatibility/2006" xmlns:aink="http://schemas.microsoft.com/office/drawing/2016/ink" xmlns:am3d="http://schemas.microsoft.com/office/drawing/2017/model3d" xmlns:o="urn:schemas-microsoft-com:office:office" xmlns:oel="http://schemas.microsoft.com/office/2019/extlst" xmlns:r="http://schemas.openxmlformats.org/officeDocument/2006/relationships" xmlns:m="http://schemas.openxmlformats.org/officeDocument/2006/math" xmlns:v="urn:schemas-microsoft-com:vml" xmlns:wp14="http://schemas.microsoft.com/office/word/2010/wordprocessingDrawing" xmlns:wp="http://schemas.openxmlformats.org/drawingml/2006/wordprocessingDrawing" xmlns:w10="urn:schemas-microsoft-com:office:word" xmlns:w="http://schemas.openxmlformats.org/wordprocessingml/2006/main" xmlns:w14="http://schemas.microsoft.com/office/word/2010/wordml" xmlns:w15="http://schemas.microsoft.com/office/word/2012/wordml" xmlns:w16cex="http://schemas.microsoft.com/office/word/2018/wordml/cex" xmlns:w16cid="http://schemas.microsoft.com/office/word/2016/wordml/cid" xmlns:w16="http://schemas.microsoft.com/office/word/2018/wordml" xmlns:w16du="http://schemas.microsoft.com/office/word/2023/wordml/word16du" xmlns:w16sdtdh="http://schemas.microsoft.com/office/word/2020/wordml/sdtdatahash" xmlns:w16sdtfl="http://schemas.microsoft.com/office/word/2024/wordml/sdtformatlock" xmlns:w16se="http://schemas.microsoft.com/office/word/2015/wordml/symex" xmlns:wpg="http://schemas.microsoft.com/office/word/2010/wordprocessingGroup" xmlns:wpi="http://schemas.microsoft.com/office/word/2010/wordprocessingInk" xmlns:wne="http://schemas.microsoft.com/office/word/2006/wordml" xmlns:wps="http://schemas.microsoft.com/office/word/2010/wordprocessingShape" mc:Ignorable="w14 w15 w16se w16cid w16 w16cex w16sdtdh w16sdtfl w16du wp14">
+<w:document xmlns:wpc="http://schemas.microsoft.com/office/word/2010/wordprocessingCanvas" xmlns:cx="http://schemas.microsoft.com/office/drawing/2014/chartex" xmlns:cx1="http://schemas.microsoft.com/office/drawing/2015/9/8/chartex" xmlns:cx2="http://schemas.microsoft.com/office/drawing/2015/10/21/chartex" xmlns:cx3="http://schemas.microsoft.com/office/drawing/2016/5/9/chartex" xmlns:cx4="http://schemas.microsoft.com/office/drawing/2016/5/10/chartex" xmlns:cx5="http://schemas.microsoft.com/office/drawing/2016/5/11/chartex" xmlns:cx6="http://schemas.microsoft.com/office/drawing/2016/5/12/chartex" xmlns:cx7="http://schemas.microsoft.com/office/drawing/2016/5/13/chartex" xmlns:cx8="http://schemas.microsoft.com/office/drawing/2016/5/14/chartex" xmlns:mc="http://schemas.openxmlformats.org/markup-compatibility/2006" xmlns:m="http://schemas.openxmlformats.org/officeDocument/2006/math" xmlns:aink="http://schemas.microsoft.com/office/drawing/2016/ink" xmlns:am3d="http://schemas.microsoft.com/office/drawing/2017/model3d" xmlns:oel="http://schemas.microsoft.com/office/2019/extlst" xmlns:r="http://schemas.openxmlformats.org/officeDocument/2006/relationships" xmlns:wp14="http://schemas.microsoft.com/office/word/2010/wordprocessingDrawing" xmlns:wp="http://schemas.openxmlformats.org/drawingml/2006/wordprocessingDrawing" xmlns:wpg="http://schemas.microsoft.com/office/word/2010/wordprocessingGroup" xmlns:wpi="http://schemas.microsoft.com/office/word/2010/wordprocessingInk" xmlns:wps="http://schemas.microsoft.com/office/word/2010/wordprocessingShape" xmlns:o="urn:schemas-microsoft-com:office:office" xmlns:v="urn:schemas-microsoft-com:vml" xmlns:w10="urn:schemas-microsoft-com:office:word" xmlns:w="http://schemas.openxmlformats.org/wordprocessingml/2006/main" xmlns:w14="http://schemas.microsoft.com/office/word/2010/wordml" xmlns:w15="http://schemas.microsoft.com/office/word/2012/wordml" xmlns:w16cex="http://schemas.microsoft.com/office/word/2018/wordml/cex" xmlns:w16cid="http://schemas.microsoft.com/office/word/2016/wordml/cid" xmlns:w16="http://schemas.microsoft.com/office/word/2018/wordml" xmlns:w16sdtdh="http://schemas.microsoft.com/office/word/2020/wordml/sdtdatahash" xmlns:w16sdtfl="http://schemas.microsoft.com/office/word/2024/wordml/sdtformatlock" xmlns:w16se="http://schemas.microsoft.com/office/word/2015/wordml/symex" xmlns:w16du="http://schemas.microsoft.com/office/word/2023/wordml/word16du" xmlns:wne="http://schemas.microsoft.com/office/word/2006/wordml" mc:Ignorable="w14 w15 w16se w16cid w16 w16cex w16sdtdh w16sdtfl w16du wp14">
   <w:body>
     <w:p>
       <w:pPr>
@@ -2033,19 +2033,19 @@
               </w:numPr>
               <w:jc w:val="right"/>
               <w:rPr>
-                <w:rFonts w:ascii="Meiryo UI" w:eastAsia="Meiryo UI" w:hAnsi="Meiryo UI" w:hint="eastAsia"/>
-                <w:color w:val="000000"/>
-                <w:sz w:val="18"/>
-                <w:szCs w:val="18"/>
-              </w:rPr>
-            </w:pPr>
-            <w:r>
-              <w:rPr>
                 <w:rFonts w:ascii="Meiryo UI" w:eastAsia="Meiryo UI" w:hAnsi="Meiryo UI"/>
                 <w:color w:val="000000"/>
                 <w:sz w:val="18"/>
                 <w:szCs w:val="18"/>
               </w:rPr>
+            </w:pPr>
+            <w:r>
+              <w:rPr>
+                <w:rFonts w:ascii="Meiryo UI" w:eastAsia="Meiryo UI" w:hAnsi="Meiryo UI"/>
+                <w:color w:val="000000"/>
+                <w:sz w:val="18"/>
+                <w:szCs w:val="18"/>
+              </w:rPr>
               <w:t>60</w:t>
             </w:r>
           </w:p>
@@ -2064,19 +2064,19 @@
               </w:numPr>
               <w:jc w:val="right"/>
               <w:rPr>
-                <w:rFonts w:ascii="Meiryo UI" w:eastAsia="Meiryo UI" w:hAnsi="Meiryo UI" w:hint="eastAsia"/>
-                <w:color w:val="000000"/>
-                <w:sz w:val="18"/>
-                <w:szCs w:val="18"/>
-              </w:rPr>
-            </w:pPr>
-            <w:r>
-              <w:rPr>
                 <w:rFonts w:ascii="Meiryo UI" w:eastAsia="Meiryo UI" w:hAnsi="Meiryo UI"/>
                 <w:color w:val="000000"/>
                 <w:sz w:val="18"/>
                 <w:szCs w:val="18"/>
               </w:rPr>
+            </w:pPr>
+            <w:r>
+              <w:rPr>
+                <w:rFonts w:ascii="Meiryo UI" w:eastAsia="Meiryo UI" w:hAnsi="Meiryo UI"/>
+                <w:color w:val="000000"/>
+                <w:sz w:val="18"/>
+                <w:szCs w:val="18"/>
+              </w:rPr>
               <w:t>60</w:t>
             </w:r>
           </w:p>
@@ -2095,19 +2095,19 @@
               </w:numPr>
               <w:jc w:val="right"/>
               <w:rPr>
-                <w:rFonts w:ascii="Meiryo UI" w:eastAsia="Meiryo UI" w:hAnsi="Meiryo UI" w:hint="eastAsia"/>
-                <w:color w:val="000000"/>
-                <w:sz w:val="18"/>
-                <w:szCs w:val="18"/>
-              </w:rPr>
-            </w:pPr>
-            <w:r>
-              <w:rPr>
                 <w:rFonts w:ascii="Meiryo UI" w:eastAsia="Meiryo UI" w:hAnsi="Meiryo UI"/>
                 <w:color w:val="000000"/>
                 <w:sz w:val="18"/>
                 <w:szCs w:val="18"/>
               </w:rPr>
+            </w:pPr>
+            <w:r>
+              <w:rPr>
+                <w:rFonts w:ascii="Meiryo UI" w:eastAsia="Meiryo UI" w:hAnsi="Meiryo UI"/>
+                <w:color w:val="000000"/>
+                <w:sz w:val="18"/>
+                <w:szCs w:val="18"/>
+              </w:rPr>
               <w:t>120</w:t>
             </w:r>
           </w:p>
@@ -2126,19 +2126,19 @@
               </w:numPr>
               <w:jc w:val="right"/>
               <w:rPr>
-                <w:rFonts w:ascii="Meiryo UI" w:eastAsia="Meiryo UI" w:hAnsi="Meiryo UI" w:hint="eastAsia"/>
-                <w:color w:val="000000"/>
-                <w:sz w:val="18"/>
-                <w:szCs w:val="18"/>
-              </w:rPr>
-            </w:pPr>
-            <w:r>
-              <w:rPr>
                 <w:rFonts w:ascii="Meiryo UI" w:eastAsia="Meiryo UI" w:hAnsi="Meiryo UI"/>
                 <w:color w:val="000000"/>
                 <w:sz w:val="18"/>
                 <w:szCs w:val="18"/>
               </w:rPr>
+            </w:pPr>
+            <w:r>
+              <w:rPr>
+                <w:rFonts w:ascii="Meiryo UI" w:eastAsia="Meiryo UI" w:hAnsi="Meiryo UI"/>
+                <w:color w:val="000000"/>
+                <w:sz w:val="18"/>
+                <w:szCs w:val="18"/>
+              </w:rPr>
               <w:t>90</w:t>
             </w:r>
           </w:p>
@@ -2157,7 +2157,7 @@
               </w:numPr>
               <w:jc w:val="right"/>
               <w:rPr>
-                <w:rFonts w:ascii="Meiryo UI" w:eastAsia="Meiryo UI" w:hAnsi="Meiryo UI" w:hint="eastAsia"/>
+                <w:rFonts w:ascii="Meiryo UI" w:eastAsia="Meiryo UI" w:hAnsi="Meiryo UI"/>
                 <w:color w:val="000000"/>
                 <w:sz w:val="18"/>
                 <w:szCs w:val="18"/>
@@ -3566,17 +3566,17 @@
                 <w:numId w:val="0"/>
               </w:numPr>
               <w:rPr>
+                <w:rFonts w:ascii="Noto Sans JP" w:hAnsi="Noto Sans JP"/>
+                <w:sz w:val="18"/>
+                <w:szCs w:val="18"/>
+              </w:rPr>
+            </w:pPr>
+            <w:r>
+              <w:rPr>
                 <w:rFonts w:ascii="Noto Sans JP" w:hAnsi="Noto Sans JP" w:hint="eastAsia"/>
                 <w:sz w:val="18"/>
                 <w:szCs w:val="18"/>
               </w:rPr>
-            </w:pPr>
-            <w:r>
-              <w:rPr>
-                <w:rFonts w:ascii="Noto Sans JP" w:hAnsi="Noto Sans JP" w:hint="eastAsia"/>
-                <w:sz w:val="18"/>
-                <w:szCs w:val="18"/>
-              </w:rPr>
               <w:t>再エネ割合</w:t>
             </w:r>
           </w:p>
@@ -3624,19 +3624,19 @@
               </w:numPr>
               <w:jc w:val="right"/>
               <w:rPr>
-                <w:rFonts w:ascii="Meiryo UI" w:eastAsia="Meiryo UI" w:hAnsi="Meiryo UI" w:hint="eastAsia"/>
-                <w:color w:val="000000"/>
-                <w:sz w:val="18"/>
-                <w:szCs w:val="18"/>
-              </w:rPr>
-            </w:pPr>
-            <w:r>
-              <w:rPr>
                 <w:rFonts w:ascii="Meiryo UI" w:eastAsia="Meiryo UI" w:hAnsi="Meiryo UI"/>
                 <w:color w:val="000000"/>
                 <w:sz w:val="18"/>
                 <w:szCs w:val="18"/>
               </w:rPr>
+            </w:pPr>
+            <w:r>
+              <w:rPr>
+                <w:rFonts w:ascii="Meiryo UI" w:eastAsia="Meiryo UI" w:hAnsi="Meiryo UI"/>
+                <w:color w:val="000000"/>
+                <w:sz w:val="18"/>
+                <w:szCs w:val="18"/>
+              </w:rPr>
               <w:t>50.5</w:t>
             </w:r>
           </w:p>
@@ -3655,19 +3655,19 @@
               </w:numPr>
               <w:jc w:val="right"/>
               <w:rPr>
-                <w:rFonts w:ascii="Meiryo UI" w:eastAsia="Meiryo UI" w:hAnsi="Meiryo UI" w:hint="eastAsia"/>
-                <w:color w:val="000000"/>
-                <w:sz w:val="18"/>
-                <w:szCs w:val="18"/>
-              </w:rPr>
-            </w:pPr>
-            <w:r>
-              <w:rPr>
                 <w:rFonts w:ascii="Meiryo UI" w:eastAsia="Meiryo UI" w:hAnsi="Meiryo UI"/>
                 <w:color w:val="000000"/>
                 <w:sz w:val="18"/>
                 <w:szCs w:val="18"/>
               </w:rPr>
+            </w:pPr>
+            <w:r>
+              <w:rPr>
+                <w:rFonts w:ascii="Meiryo UI" w:eastAsia="Meiryo UI" w:hAnsi="Meiryo UI"/>
+                <w:color w:val="000000"/>
+                <w:sz w:val="18"/>
+                <w:szCs w:val="18"/>
+              </w:rPr>
               <w:t>50.9</w:t>
             </w:r>
           </w:p>
@@ -3686,19 +3686,19 @@
               </w:numPr>
               <w:jc w:val="right"/>
               <w:rPr>
-                <w:rFonts w:ascii="Meiryo UI" w:eastAsia="Meiryo UI" w:hAnsi="Meiryo UI" w:hint="eastAsia"/>
-                <w:color w:val="000000"/>
-                <w:sz w:val="18"/>
-                <w:szCs w:val="18"/>
-              </w:rPr>
-            </w:pPr>
-            <w:r>
-              <w:rPr>
                 <w:rFonts w:ascii="Meiryo UI" w:eastAsia="Meiryo UI" w:hAnsi="Meiryo UI"/>
                 <w:color w:val="000000"/>
                 <w:sz w:val="18"/>
                 <w:szCs w:val="18"/>
               </w:rPr>
+            </w:pPr>
+            <w:r>
+              <w:rPr>
+                <w:rFonts w:ascii="Meiryo UI" w:eastAsia="Meiryo UI" w:hAnsi="Meiryo UI"/>
+                <w:color w:val="000000"/>
+                <w:sz w:val="18"/>
+                <w:szCs w:val="18"/>
+              </w:rPr>
               <w:t>45.0</w:t>
             </w:r>
           </w:p>
@@ -3717,19 +3717,19 @@
               </w:numPr>
               <w:jc w:val="right"/>
               <w:rPr>
-                <w:rFonts w:ascii="Meiryo UI" w:eastAsia="Meiryo UI" w:hAnsi="Meiryo UI" w:hint="eastAsia"/>
-                <w:color w:val="000000"/>
-                <w:sz w:val="18"/>
-                <w:szCs w:val="18"/>
-              </w:rPr>
-            </w:pPr>
-            <w:r>
-              <w:rPr>
                 <w:rFonts w:ascii="Meiryo UI" w:eastAsia="Meiryo UI" w:hAnsi="Meiryo UI"/>
                 <w:color w:val="000000"/>
                 <w:sz w:val="18"/>
                 <w:szCs w:val="18"/>
               </w:rPr>
+            </w:pPr>
+            <w:r>
+              <w:rPr>
+                <w:rFonts w:ascii="Meiryo UI" w:eastAsia="Meiryo UI" w:hAnsi="Meiryo UI"/>
+                <w:color w:val="000000"/>
+                <w:sz w:val="18"/>
+                <w:szCs w:val="18"/>
+              </w:rPr>
               <w:t>48.1</w:t>
             </w:r>
           </w:p>
@@ -3748,19 +3748,19 @@
               </w:numPr>
               <w:jc w:val="right"/>
               <w:rPr>
-                <w:rFonts w:ascii="Meiryo UI" w:eastAsia="Meiryo UI" w:hAnsi="Meiryo UI" w:hint="eastAsia"/>
-                <w:color w:val="000000"/>
-                <w:sz w:val="18"/>
-                <w:szCs w:val="18"/>
-              </w:rPr>
-            </w:pPr>
-            <w:r>
-              <w:rPr>
                 <w:rFonts w:ascii="Meiryo UI" w:eastAsia="Meiryo UI" w:hAnsi="Meiryo UI"/>
                 <w:color w:val="000000"/>
                 <w:sz w:val="18"/>
                 <w:szCs w:val="18"/>
               </w:rPr>
+            </w:pPr>
+            <w:r>
+              <w:rPr>
+                <w:rFonts w:ascii="Meiryo UI" w:eastAsia="Meiryo UI" w:hAnsi="Meiryo UI"/>
+                <w:color w:val="000000"/>
+                <w:sz w:val="18"/>
+                <w:szCs w:val="18"/>
+              </w:rPr>
               <w:t>35.0</w:t>
             </w:r>
           </w:p>
@@ -3779,7 +3779,7 @@
               </w:numPr>
               <w:jc w:val="right"/>
               <w:rPr>
-                <w:rFonts w:ascii="Meiryo UI" w:eastAsia="Meiryo UI" w:hAnsi="Meiryo UI" w:hint="eastAsia"/>
+                <w:rFonts w:ascii="Meiryo UI" w:eastAsia="Meiryo UI" w:hAnsi="Meiryo UI"/>
                 <w:color w:val="000000"/>
                 <w:sz w:val="18"/>
                 <w:szCs w:val="18"/>
@@ -4525,42 +4525,48 @@
           <w:numId w:val="0"/>
         </w:numPr>
         <w:rPr>
-          <w:rFonts w:ascii="Noto Sans JP" w:hAnsi="Noto Sans JP" w:hint="eastAsia"/>
-          <w:szCs w:val="21"/>
+          <w:rFonts w:ascii="Noto Sans JP" w:hAnsi="Noto Sans JP"/>
+          <w:sz w:val="20"/>
+          <w:szCs w:val="20"/>
         </w:rPr>
       </w:pPr>
       <w:r>
         <w:rPr>
           <w:rFonts w:ascii="Noto Sans JP" w:hAnsi="Noto Sans JP"/>
-          <w:szCs w:val="21"/>
+          <w:sz w:val="20"/>
+          <w:szCs w:val="20"/>
         </w:rPr>
         <w:t xml:space="preserve">* </w:t>
       </w:r>
       <w:r>
         <w:rPr>
           <w:rFonts w:ascii="Noto Sans JP" w:hAnsi="Noto Sans JP" w:hint="eastAsia"/>
-          <w:szCs w:val="21"/>
+          <w:sz w:val="20"/>
+          <w:szCs w:val="20"/>
         </w:rPr>
         <w:t>エネ基のエネルギー需給見通しでは、陸上風力と洋上風力が区別されていない。ここでは、需給見通しの元になっている</w:t>
       </w:r>
       <w:r>
         <w:rPr>
           <w:rFonts w:ascii="Noto Sans JP" w:hAnsi="Noto Sans JP"/>
-          <w:szCs w:val="21"/>
+          <w:sz w:val="20"/>
+          <w:szCs w:val="20"/>
         </w:rPr>
         <w:t>RITE</w:t>
       </w:r>
       <w:r>
         <w:rPr>
           <w:rFonts w:ascii="Noto Sans JP" w:hAnsi="Noto Sans JP" w:hint="eastAsia"/>
-          <w:szCs w:val="21"/>
+          <w:sz w:val="20"/>
+          <w:szCs w:val="20"/>
         </w:rPr>
         <w:t>のシナリオにおける陸上風力と洋上風力の発電量に基づいて記載している。</w:t>
       </w:r>
       <w:r>
         <w:rPr>
           <w:rFonts w:ascii="Noto Sans JP" w:hAnsi="Noto Sans JP" w:hint="eastAsia"/>
-          <w:szCs w:val="21"/>
+          <w:sz w:val="20"/>
+          <w:szCs w:val="20"/>
         </w:rPr>
         <w:t>再エネ割合は太陽光・風力のほか水力、バイオマス、地熱を含む。</w:t>
       </w:r>
@@ -4591,7 +4597,7 @@
 </file>
 
 <file path=word/endnotes.xml><?xml version="1.0" encoding="utf-8"?>
-<w:endnotes xmlns:wpc="http://schemas.microsoft.com/office/word/2010/wordprocessingCanvas" xmlns:cx="http://schemas.microsoft.com/office/drawing/2014/chartex" xmlns:cx1="http://schemas.microsoft.com/office/drawing/2015/9/8/chartex" xmlns:cx2="http://schemas.microsoft.com/office/drawing/2015/10/21/chartex" xmlns:cx3="http://schemas.microsoft.com/office/drawing/2016/5/9/chartex" xmlns:cx4="http://schemas.microsoft.com/office/drawing/2016/5/10/chartex" xmlns:cx5="http://schemas.microsoft.com/office/drawing/2016/5/11/chartex" xmlns:cx6="http://schemas.microsoft.com/office/drawing/2016/5/12/chartex" xmlns:cx7="http://schemas.microsoft.com/office/drawing/2016/5/13/chartex" xmlns:cx8="http://schemas.microsoft.com/office/drawing/2016/5/14/chartex" xmlns:mc="http://schemas.openxmlformats.org/markup-compatibility/2006" xmlns:aink="http://schemas.microsoft.com/office/drawing/2016/ink" xmlns:am3d="http://schemas.microsoft.com/office/drawing/2017/model3d" xmlns:o="urn:schemas-microsoft-com:office:office" xmlns:oel="http://schemas.microsoft.com/office/2019/extlst" xmlns:r="http://schemas.openxmlformats.org/officeDocument/2006/relationships" xmlns:m="http://schemas.openxmlformats.org/officeDocument/2006/math" xmlns:v="urn:schemas-microsoft-com:vml" xmlns:wp14="http://schemas.microsoft.com/office/word/2010/wordprocessingDrawing" xmlns:wp="http://schemas.openxmlformats.org/drawingml/2006/wordprocessingDrawing" xmlns:w10="urn:schemas-microsoft-com:office:word" xmlns:w="http://schemas.openxmlformats.org/wordprocessingml/2006/main" xmlns:w14="http://schemas.microsoft.com/office/word/2010/wordml" xmlns:w15="http://schemas.microsoft.com/office/word/2012/wordml" xmlns:w16cex="http://schemas.microsoft.com/office/word/2018/wordml/cex" xmlns:w16cid="http://schemas.microsoft.com/office/word/2016/wordml/cid" xmlns:w16="http://schemas.microsoft.com/office/word/2018/wordml" xmlns:w16du="http://schemas.microsoft.com/office/word/2023/wordml/word16du" xmlns:w16sdtdh="http://schemas.microsoft.com/office/word/2020/wordml/sdtdatahash" xmlns:w16sdtfl="http://schemas.microsoft.com/office/word/2024/wordml/sdtformatlock" xmlns:w16se="http://schemas.microsoft.com/office/word/2015/wordml/symex" xmlns:wpg="http://schemas.microsoft.com/office/word/2010/wordprocessingGroup" xmlns:wpi="http://schemas.microsoft.com/office/word/2010/wordprocessingInk" xmlns:wne="http://schemas.microsoft.com/office/word/2006/wordml" xmlns:wps="http://schemas.microsoft.com/office/word/2010/wordprocessingShape" mc:Ignorable="w14 w15 w16se w16cid w16 w16cex w16sdtdh w16sdtfl w16du wp14">
+<w:endnotes xmlns:wpc="http://schemas.microsoft.com/office/word/2010/wordprocessingCanvas" xmlns:cx="http://schemas.microsoft.com/office/drawing/2014/chartex" xmlns:cx1="http://schemas.microsoft.com/office/drawing/2015/9/8/chartex" xmlns:cx2="http://schemas.microsoft.com/office/drawing/2015/10/21/chartex" xmlns:cx3="http://schemas.microsoft.com/office/drawing/2016/5/9/chartex" xmlns:cx4="http://schemas.microsoft.com/office/drawing/2016/5/10/chartex" xmlns:cx5="http://schemas.microsoft.com/office/drawing/2016/5/11/chartex" xmlns:cx6="http://schemas.microsoft.com/office/drawing/2016/5/12/chartex" xmlns:cx7="http://schemas.microsoft.com/office/drawing/2016/5/13/chartex" xmlns:cx8="http://schemas.microsoft.com/office/drawing/2016/5/14/chartex" xmlns:mc="http://schemas.openxmlformats.org/markup-compatibility/2006" xmlns:m="http://schemas.openxmlformats.org/officeDocument/2006/math" xmlns:aink="http://schemas.microsoft.com/office/drawing/2016/ink" xmlns:am3d="http://schemas.microsoft.com/office/drawing/2017/model3d" xmlns:oel="http://schemas.microsoft.com/office/2019/extlst" xmlns:r="http://schemas.openxmlformats.org/officeDocument/2006/relationships" xmlns:wp14="http://schemas.microsoft.com/office/word/2010/wordprocessingDrawing" xmlns:wp="http://schemas.openxmlformats.org/drawingml/2006/wordprocessingDrawing" xmlns:wpg="http://schemas.microsoft.com/office/word/2010/wordprocessingGroup" xmlns:wpi="http://schemas.microsoft.com/office/word/2010/wordprocessingInk" xmlns:wps="http://schemas.microsoft.com/office/word/2010/wordprocessingShape" xmlns:o="urn:schemas-microsoft-com:office:office" xmlns:v="urn:schemas-microsoft-com:vml" xmlns:w10="urn:schemas-microsoft-com:office:word" xmlns:w="http://schemas.openxmlformats.org/wordprocessingml/2006/main" xmlns:w14="http://schemas.microsoft.com/office/word/2010/wordml" xmlns:w15="http://schemas.microsoft.com/office/word/2012/wordml" xmlns:w16cex="http://schemas.microsoft.com/office/word/2018/wordml/cex" xmlns:w16cid="http://schemas.microsoft.com/office/word/2016/wordml/cid" xmlns:w16="http://schemas.microsoft.com/office/word/2018/wordml" xmlns:w16sdtdh="http://schemas.microsoft.com/office/word/2020/wordml/sdtdatahash" xmlns:w16sdtfl="http://schemas.microsoft.com/office/word/2024/wordml/sdtformatlock" xmlns:w16se="http://schemas.microsoft.com/office/word/2015/wordml/symex" xmlns:w16du="http://schemas.microsoft.com/office/word/2023/wordml/word16du" xmlns:wne="http://schemas.microsoft.com/office/word/2006/wordml" mc:Ignorable="w14 w15 w16se w16cid w16 w16cex w16sdtdh w16sdtfl w16du wp14">
   <w:endnote w:type="separator" w:id="-1">
     <w:p>
       <w:pPr>
@@ -4616,7 +4622,7 @@
 </file>
 
 <file path=word/footnotes.xml><?xml version="1.0" encoding="utf-8"?>
-<w:footnotes xmlns:wpc="http://schemas.microsoft.com/office/word/2010/wordprocessingCanvas" xmlns:cx="http://schemas.microsoft.com/office/drawing/2014/chartex" xmlns:cx1="http://schemas.microsoft.com/office/drawing/2015/9/8/chartex" xmlns:cx2="http://schemas.microsoft.com/office/drawing/2015/10/21/chartex" xmlns:cx3="http://schemas.microsoft.com/office/drawing/2016/5/9/chartex" xmlns:cx4="http://schemas.microsoft.com/office/drawing/2016/5/10/chartex" xmlns:cx5="http://schemas.microsoft.com/office/drawing/2016/5/11/chartex" xmlns:cx6="http://schemas.microsoft.com/office/drawing/2016/5/12/chartex" xmlns:cx7="http://schemas.microsoft.com/office/drawing/2016/5/13/chartex" xmlns:cx8="http://schemas.microsoft.com/office/drawing/2016/5/14/chartex" xmlns:mc="http://schemas.openxmlformats.org/markup-compatibility/2006" xmlns:aink="http://schemas.microsoft.com/office/drawing/2016/ink" xmlns:am3d="http://schemas.microsoft.com/office/drawing/2017/model3d" xmlns:o="urn:schemas-microsoft-com:office:office" xmlns:oel="http://schemas.microsoft.com/office/2019/extlst" xmlns:r="http://schemas.openxmlformats.org/officeDocument/2006/relationships" xmlns:m="http://schemas.openxmlformats.org/officeDocument/2006/math" xmlns:v="urn:schemas-microsoft-com:vml" xmlns:wp14="http://schemas.microsoft.com/office/word/2010/wordprocessingDrawing" xmlns:wp="http://schemas.openxmlformats.org/drawingml/2006/wordprocessingDrawing" xmlns:w10="urn:schemas-microsoft-com:office:word" xmlns:w="http://schemas.openxmlformats.org/wordprocessingml/2006/main" xmlns:w14="http://schemas.microsoft.com/office/word/2010/wordml" xmlns:w15="http://schemas.microsoft.com/office/word/2012/wordml" xmlns:w16cex="http://schemas.microsoft.com/office/word/2018/wordml/cex" xmlns:w16cid="http://schemas.microsoft.com/office/word/2016/wordml/cid" xmlns:w16="http://schemas.microsoft.com/office/word/2018/wordml" xmlns:w16du="http://schemas.microsoft.com/office/word/2023/wordml/word16du" xmlns:w16sdtdh="http://schemas.microsoft.com/office/word/2020/wordml/sdtdatahash" xmlns:w16sdtfl="http://schemas.microsoft.com/office/word/2024/wordml/sdtformatlock" xmlns:w16se="http://schemas.microsoft.com/office/word/2015/wordml/symex" xmlns:wpg="http://schemas.microsoft.com/office/word/2010/wordprocessingGroup" xmlns:wpi="http://schemas.microsoft.com/office/word/2010/wordprocessingInk" xmlns:wne="http://schemas.microsoft.com/office/word/2006/wordml" xmlns:wps="http://schemas.microsoft.com/office/word/2010/wordprocessingShape" mc:Ignorable="w14 w15 w16se w16cid w16 w16cex w16sdtdh w16sdtfl w16du wp14">
+<w:footnotes xmlns:wpc="http://schemas.microsoft.com/office/word/2010/wordprocessingCanvas" xmlns:cx="http://schemas.microsoft.com/office/drawing/2014/chartex" xmlns:cx1="http://schemas.microsoft.com/office/drawing/2015/9/8/chartex" xmlns:cx2="http://schemas.microsoft.com/office/drawing/2015/10/21/chartex" xmlns:cx3="http://schemas.microsoft.com/office/drawing/2016/5/9/chartex" xmlns:cx4="http://schemas.microsoft.com/office/drawing/2016/5/10/chartex" xmlns:cx5="http://schemas.microsoft.com/office/drawing/2016/5/11/chartex" xmlns:cx6="http://schemas.microsoft.com/office/drawing/2016/5/12/chartex" xmlns:cx7="http://schemas.microsoft.com/office/drawing/2016/5/13/chartex" xmlns:cx8="http://schemas.microsoft.com/office/drawing/2016/5/14/chartex" xmlns:mc="http://schemas.openxmlformats.org/markup-compatibility/2006" xmlns:m="http://schemas.openxmlformats.org/officeDocument/2006/math" xmlns:aink="http://schemas.microsoft.com/office/drawing/2016/ink" xmlns:am3d="http://schemas.microsoft.com/office/drawing/2017/model3d" xmlns:oel="http://schemas.microsoft.com/office/2019/extlst" xmlns:r="http://schemas.openxmlformats.org/officeDocument/2006/relationships" xmlns:wp14="http://schemas.microsoft.com/office/word/2010/wordprocessingDrawing" xmlns:wp="http://schemas.openxmlformats.org/drawingml/2006/wordprocessingDrawing" xmlns:wpg="http://schemas.microsoft.com/office/word/2010/wordprocessingGroup" xmlns:wpi="http://schemas.microsoft.com/office/word/2010/wordprocessingInk" xmlns:wps="http://schemas.microsoft.com/office/word/2010/wordprocessingShape" xmlns:o="urn:schemas-microsoft-com:office:office" xmlns:v="urn:schemas-microsoft-com:vml" xmlns:w10="urn:schemas-microsoft-com:office:word" xmlns:w="http://schemas.openxmlformats.org/wordprocessingml/2006/main" xmlns:w14="http://schemas.microsoft.com/office/word/2010/wordml" xmlns:w15="http://schemas.microsoft.com/office/word/2012/wordml" xmlns:w16cex="http://schemas.microsoft.com/office/word/2018/wordml/cex" xmlns:w16cid="http://schemas.microsoft.com/office/word/2016/wordml/cid" xmlns:w16="http://schemas.microsoft.com/office/word/2018/wordml" xmlns:w16sdtdh="http://schemas.microsoft.com/office/word/2020/wordml/sdtdatahash" xmlns:w16sdtfl="http://schemas.microsoft.com/office/word/2024/wordml/sdtformatlock" xmlns:w16se="http://schemas.microsoft.com/office/word/2015/wordml/symex" xmlns:w16du="http://schemas.microsoft.com/office/word/2023/wordml/word16du" xmlns:wne="http://schemas.microsoft.com/office/word/2006/wordml" mc:Ignorable="w14 w15 w16se w16cid w16 w16cex w16sdtdh w16sdtfl w16du wp14">
   <w:footnote w:type="separator" w:id="-1">
     <w:p>
       <w:r>
@@ -4635,7 +4641,7 @@
 </file>
 
 <file path=word/numbering.xml><?xml version="1.0" encoding="utf-8"?>
-<w:numbering xmlns:wpc="http://schemas.microsoft.com/office/word/2010/wordprocessingCanvas" xmlns:cx="http://schemas.microsoft.com/office/drawing/2014/chartex" xmlns:cx1="http://schemas.microsoft.com/office/drawing/2015/9/8/chartex" xmlns:cx2="http://schemas.microsoft.com/office/drawing/2015/10/21/chartex" xmlns:cx3="http://schemas.microsoft.com/office/drawing/2016/5/9/chartex" xmlns:cx4="http://schemas.microsoft.com/office/drawing/2016/5/10/chartex" xmlns:cx5="http://schemas.microsoft.com/office/drawing/2016/5/11/chartex" xmlns:cx6="http://schemas.microsoft.com/office/drawing/2016/5/12/chartex" xmlns:cx7="http://schemas.microsoft.com/office/drawing/2016/5/13/chartex" xmlns:cx8="http://schemas.microsoft.com/office/drawing/2016/5/14/chartex" xmlns:mc="http://schemas.openxmlformats.org/markup-compatibility/2006" xmlns:aink="http://schemas.microsoft.com/office/drawing/2016/ink" xmlns:am3d="http://schemas.microsoft.com/office/drawing/2017/model3d" xmlns:o="urn:schemas-microsoft-com:office:office" xmlns:oel="http://schemas.microsoft.com/office/2019/extlst" xmlns:r="http://schemas.openxmlformats.org/officeDocument/2006/relationships" xmlns:m="http://schemas.openxmlformats.org/officeDocument/2006/math" xmlns:v="urn:schemas-microsoft-com:vml" xmlns:wp14="http://schemas.microsoft.com/office/word/2010/wordprocessingDrawing" xmlns:wp="http://schemas.openxmlformats.org/drawingml/2006/wordprocessingDrawing" xmlns:w10="urn:schemas-microsoft-com:office:word" xmlns:w="http://schemas.openxmlformats.org/wordprocessingml/2006/main" xmlns:w14="http://schemas.microsoft.com/office/word/2010/wordml" xmlns:w15="http://schemas.microsoft.com/office/word/2012/wordml" xmlns:w16cex="http://schemas.microsoft.com/office/word/2018/wordml/cex" xmlns:w16cid="http://schemas.microsoft.com/office/word/2016/wordml/cid" xmlns:w16="http://schemas.microsoft.com/office/word/2018/wordml" xmlns:w16du="http://schemas.microsoft.com/office/word/2023/wordml/word16du" xmlns:w16sdtdh="http://schemas.microsoft.com/office/word/2020/wordml/sdtdatahash" xmlns:w16sdtfl="http://schemas.microsoft.com/office/word/2024/wordml/sdtformatlock" xmlns:w16se="http://schemas.microsoft.com/office/word/2015/wordml/symex" xmlns:wpg="http://schemas.microsoft.com/office/word/2010/wordprocessingGroup" xmlns:wpi="http://schemas.microsoft.com/office/word/2010/wordprocessingInk" xmlns:wne="http://schemas.microsoft.com/office/word/2006/wordml" xmlns:wps="http://schemas.microsoft.com/office/word/2010/wordprocessingShape" mc:Ignorable="w14 w15 w16se w16cid w16 w16cex w16sdtdh w16sdtfl w16du wp14">
+<w:numbering xmlns:wpc="http://schemas.microsoft.com/office/word/2010/wordprocessingCanvas" xmlns:cx="http://schemas.microsoft.com/office/drawing/2014/chartex" xmlns:cx1="http://schemas.microsoft.com/office/drawing/2015/9/8/chartex" xmlns:cx2="http://schemas.microsoft.com/office/drawing/2015/10/21/chartex" xmlns:cx3="http://schemas.microsoft.com/office/drawing/2016/5/9/chartex" xmlns:cx4="http://schemas.microsoft.com/office/drawing/2016/5/10/chartex" xmlns:cx5="http://schemas.microsoft.com/office/drawing/2016/5/11/chartex" xmlns:cx6="http://schemas.microsoft.com/office/drawing/2016/5/12/chartex" xmlns:cx7="http://schemas.microsoft.com/office/drawing/2016/5/13/chartex" xmlns:cx8="http://schemas.microsoft.com/office/drawing/2016/5/14/chartex" xmlns:mc="http://schemas.openxmlformats.org/markup-compatibility/2006" xmlns:m="http://schemas.openxmlformats.org/officeDocument/2006/math" xmlns:aink="http://schemas.microsoft.com/office/drawing/2016/ink" xmlns:am3d="http://schemas.microsoft.com/office/drawing/2017/model3d" xmlns:oel="http://schemas.microsoft.com/office/2019/extlst" xmlns:r="http://schemas.openxmlformats.org/officeDocument/2006/relationships" xmlns:wp14="http://schemas.microsoft.com/office/word/2010/wordprocessingDrawing" xmlns:wp="http://schemas.openxmlformats.org/drawingml/2006/wordprocessingDrawing" xmlns:wpg="http://schemas.microsoft.com/office/word/2010/wordprocessingGroup" xmlns:wpi="http://schemas.microsoft.com/office/word/2010/wordprocessingInk" xmlns:wps="http://schemas.microsoft.com/office/word/2010/wordprocessingShape" xmlns:o="urn:schemas-microsoft-com:office:office" xmlns:v="urn:schemas-microsoft-com:vml" xmlns:w10="urn:schemas-microsoft-com:office:word" xmlns:w="http://schemas.openxmlformats.org/wordprocessingml/2006/main" xmlns:w14="http://schemas.microsoft.com/office/word/2010/wordml" xmlns:w15="http://schemas.microsoft.com/office/word/2012/wordml" xmlns:w16cex="http://schemas.microsoft.com/office/word/2018/wordml/cex" xmlns:w16cid="http://schemas.microsoft.com/office/word/2016/wordml/cid" xmlns:w16="http://schemas.microsoft.com/office/word/2018/wordml" xmlns:w16sdtdh="http://schemas.microsoft.com/office/word/2020/wordml/sdtdatahash" xmlns:w16sdtfl="http://schemas.microsoft.com/office/word/2024/wordml/sdtformatlock" xmlns:w16se="http://schemas.microsoft.com/office/word/2015/wordml/symex" xmlns:w16du="http://schemas.microsoft.com/office/word/2023/wordml/word16du" xmlns:wne="http://schemas.microsoft.com/office/word/2006/wordml" mc:Ignorable="w14 w15 w16se w16cid w16 w16cex w16sdtdh w16sdtfl w16du wp14">
   <w:abstractNum w:abstractNumId="0" w15:restartNumberingAfterBreak="0">
     <w:nsid w:val="FFFFFF7F"/>
     <w:multiLevelType w:val="singleLevel"/>
@@ -4938,7 +4944,7 @@
 </file>
 
 <file path=word/styles.xml><?xml version="1.0" encoding="utf-8"?>
-<w:styles xmlns:mc="http://schemas.openxmlformats.org/markup-compatibility/2006" xmlns:r="http://schemas.openxmlformats.org/officeDocument/2006/relationships" xmlns:w="http://schemas.openxmlformats.org/wordprocessingml/2006/main" xmlns:w14="http://schemas.microsoft.com/office/word/2010/wordml" xmlns:w15="http://schemas.microsoft.com/office/word/2012/wordml" xmlns:w16cex="http://schemas.microsoft.com/office/word/2018/wordml/cex" xmlns:w16cid="http://schemas.microsoft.com/office/word/2016/wordml/cid" xmlns:w16="http://schemas.microsoft.com/office/word/2018/wordml" xmlns:w16du="http://schemas.microsoft.com/office/word/2023/wordml/word16du" xmlns:w16sdtdh="http://schemas.microsoft.com/office/word/2020/wordml/sdtdatahash" xmlns:w16sdtfl="http://schemas.microsoft.com/office/word/2024/wordml/sdtformatlock" xmlns:w16se="http://schemas.microsoft.com/office/word/2015/wordml/symex" mc:Ignorable="w14 w15 w16se w16cid w16 w16cex w16sdtdh w16sdtfl w16du">
+<w:styles xmlns:mc="http://schemas.openxmlformats.org/markup-compatibility/2006" xmlns:r="http://schemas.openxmlformats.org/officeDocument/2006/relationships" xmlns:w="http://schemas.openxmlformats.org/wordprocessingml/2006/main" xmlns:w14="http://schemas.microsoft.com/office/word/2010/wordml" xmlns:w15="http://schemas.microsoft.com/office/word/2012/wordml" xmlns:w16cex="http://schemas.microsoft.com/office/word/2018/wordml/cex" xmlns:w16cid="http://schemas.microsoft.com/office/word/2016/wordml/cid" xmlns:w16="http://schemas.microsoft.com/office/word/2018/wordml" xmlns:w16sdtdh="http://schemas.microsoft.com/office/word/2020/wordml/sdtdatahash" xmlns:w16sdtfl="http://schemas.microsoft.com/office/word/2024/wordml/sdtformatlock" xmlns:w16se="http://schemas.microsoft.com/office/word/2015/wordml/symex" xmlns:w16du="http://schemas.microsoft.com/office/word/2023/wordml/word16du" mc:Ignorable="w14 w15 w16se w16cid w16 w16cex w16sdtdh w16sdtfl w16du">
   <w:docDefaults>
     <w:rPrDefault>
       <w:rPr>
@@ -5412,6 +5418,7 @@
   <w:style w:type="character" w:default="1" w:styleId="DefaultParagraphFont">
     <w:name w:val="Default Paragraph Font"/>
     <w:uiPriority w:val="1"/>
+    <w:semiHidden/>
     <w:unhideWhenUsed/>
   </w:style>
   <w:style w:type="table" w:default="1" w:styleId="TableNormal">
